--- a/docs/НормализацияСтрок.docx
+++ b/docs/НормализацияСтрок.docx
@@ -87,7 +87,7 @@
         <w:t xml:space="preserve">НормализацияСтрок</w:t>
       </w:r>
       <w:r>
-        <w:t xml:space="preserve">, обработки «Очистка незначимых символов в строках» и «Тесты», а также три подписки на события с пустым составом источников:</w:t>
+        <w:t xml:space="preserve"> и обработки «Очистка незначимых символов в строках» и «Тесты». Подписки в библиотеку не входят: платформа не сохраняет подписку без источников. Создайте три подписки, источники заполните при подключении первого объекта:</w:t>
       </w:r>
     </w:p>
     <w:p>

--- a/docs/НормализацияСтрок.docx
+++ b/docs/НормализацияСтрок.docx
@@ -40,6 +40,82 @@
       </w:pPr>
       <w:r>
         <w:t xml:space="preserve">1.1. Один раз на конфигурацию</w:t>
+      </w:r>
+    </w:p>
+    <w:p>
+      <w:pPr>
+        <w:spacing w:after="120"/>
+      </w:pPr>
+      <w:r>
+        <w:t xml:space="preserve">Перенести объекты библиотеки в конфигурацию: загрузить </w:t>
+      </w:r>
+      <w:r>
+        <w:rPr>
+          <w:rFonts w:ascii="Consolas" w:cs="Consolas" w:eastAsia="Consolas" w:hAnsi="Consolas"/>
+          <w:sz w:val="20"/>
+          <w:szCs w:val="20"/>
+        </w:rPr>
+        <w:t xml:space="preserve">src/ru</w:t>
+      </w:r>
+      <w:r>
+        <w:t xml:space="preserve"> из репозитория в пустую базу, сохранить в .cf и выполнить «Сравнить, объединить с конфигурацией из файла». Появятся общие модули </w:t>
+      </w:r>
+      <w:r>
+        <w:rPr>
+          <w:rFonts w:ascii="Consolas" w:cs="Consolas" w:eastAsia="Consolas" w:hAnsi="Consolas"/>
+          <w:sz w:val="20"/>
+          <w:szCs w:val="20"/>
+        </w:rPr>
+        <w:t xml:space="preserve">НормализацияСтрок</w:t>
+      </w:r>
+      <w:r>
+        <w:t xml:space="preserve"> и </w:t>
+      </w:r>
+      <w:r>
+        <w:rPr>
+          <w:rFonts w:ascii="Consolas" w:cs="Consolas" w:eastAsia="Consolas" w:hAnsi="Consolas"/>
+          <w:sz w:val="20"/>
+          <w:szCs w:val="20"/>
+        </w:rPr>
+        <w:t xml:space="preserve">НормализацияСтрокПереопределяемый</w:t>
+      </w:r>
+      <w:r>
+        <w:t xml:space="preserve">, обработки «Очистка незначимых символов в строках» и «Тесты».</w:t>
+      </w:r>
+    </w:p>
+    <w:p>
+      <w:pPr>
+        <w:spacing w:after="120"/>
+      </w:pPr>
+      <w:r>
+        <w:t xml:space="preserve">Требования: платформа 8.3.10 и выше, конфигурация на БСП (используются ОбщегоНазначения и ОбщегоНазначенияКлиентСервер). При обновлении библиотеки модуль </w:t>
+      </w:r>
+      <w:r>
+        <w:rPr>
+          <w:rFonts w:ascii="Consolas" w:cs="Consolas" w:eastAsia="Consolas" w:hAnsi="Consolas"/>
+          <w:sz w:val="20"/>
+          <w:szCs w:val="20"/>
+        </w:rPr>
+        <w:t xml:space="preserve">НормализацияСтрокПереопределяемый</w:t>
+      </w:r>
+      <w:r>
+        <w:t xml:space="preserve"> не заменяется: в нём ваш список объектов.</w:t>
+      </w:r>
+    </w:p>
+    <w:p>
+      <w:pPr>
+        <w:pStyle w:val="Heading2"/>
+      </w:pPr>
+      <w:r>
+        <w:t xml:space="preserve">1.2. Подключение каждого объекта</w:t>
+      </w:r>
+    </w:p>
+    <w:p>
+      <w:pPr>
+        <w:spacing w:after="120"/>
+      </w:pPr>
+      <w:r>
+        <w:t xml:space="preserve">Подключение — три шага: зарегистрировать объект, описать его поля, вызвать обработчики.</w:t>
       </w:r>
     </w:p>
     <w:p>
@@ -52,7 +128,14 @@
         <w:spacing w:after="60"/>
       </w:pPr>
       <w:r>
-        <w:t xml:space="preserve">Перенести объекты библиотеки в конфигурацию: загрузить </w:t>
+        <w:rPr>
+          <w:b/>
+          <w:bCs/>
+        </w:rPr>
+        <w:t xml:space="preserve">Зарегистрировать.</w:t>
+      </w:r>
+      <w:r>
+        <w:t xml:space="preserve"> Добавить объект в процедуру </w:t>
       </w:r>
       <w:r>
         <w:rPr>
@@ -60,10 +143,96 @@
           <w:sz w:val="20"/>
           <w:szCs w:val="20"/>
         </w:rPr>
-        <w:t xml:space="preserve">src/ru</w:t>
-      </w:r>
-      <w:r>
-        <w:t xml:space="preserve"> из репозитория в пустую базу, сохранить в .cf и выполнить «Сравнить, объединить с конфигурацией из файла». Для типовых конфигураций (ERP, УТ, КА) — перенести в расширение.</w:t>
+        <w:t xml:space="preserve">ПриОпределенииПодключенныхОбъектов</w:t>
+      </w:r>
+      <w:r>
+        <w:t xml:space="preserve"> модуля </w:t>
+      </w:r>
+      <w:r>
+        <w:rPr>
+          <w:rFonts w:ascii="Consolas" w:cs="Consolas" w:eastAsia="Consolas" w:hAnsi="Consolas"/>
+          <w:sz w:val="20"/>
+          <w:szCs w:val="20"/>
+        </w:rPr>
+        <w:t xml:space="preserve">НормализацияСтрокПереопределяемый</w:t>
+      </w:r>
+      <w:r>
+        <w:t xml:space="preserve">. По этому списку работает обработка очистки существующих данных.</w:t>
+      </w:r>
+    </w:p>
+    <w:p>
+      <w:pPr>
+        <w:shd w:fill="F3F4F6" w:color="auto" w:val="clear"/>
+        <w:spacing w:after="0" w:before="60" w:line="260"/>
+        <w:ind w:left="113" w:right="113"/>
+      </w:pPr>
+      <w:r>
+        <w:rPr>
+          <w:rFonts w:ascii="Consolas" w:cs="Consolas" w:eastAsia="Consolas" w:hAnsi="Consolas"/>
+          <w:sz w:val="18"/>
+          <w:szCs w:val="18"/>
+        </w:rPr>
+        <w:t xml:space="preserve">Процедура ПриОпределенииПодключенныхОбъектов(Объекты) Экспорт</w:t>
+      </w:r>
+    </w:p>
+    <w:p>
+      <w:pPr>
+        <w:shd w:fill="F3F4F6" w:color="auto" w:val="clear"/>
+        <w:spacing w:after="0" w:before="0" w:line="260"/>
+        <w:ind w:left="113" w:right="113"/>
+      </w:pPr>
+      <w:r>
+        <w:rPr>
+          <w:rFonts w:ascii="Consolas" w:cs="Consolas" w:eastAsia="Consolas" w:hAnsi="Consolas"/>
+          <w:sz w:val="18"/>
+          <w:szCs w:val="18"/>
+        </w:rPr>
+        <w:t xml:space="preserve">    </w:t>
+      </w:r>
+    </w:p>
+    <w:p>
+      <w:pPr>
+        <w:shd w:fill="F3F4F6" w:color="auto" w:val="clear"/>
+        <w:spacing w:after="0" w:before="0" w:line="260"/>
+        <w:ind w:left="113" w:right="113"/>
+      </w:pPr>
+      <w:r>
+        <w:rPr>
+          <w:rFonts w:ascii="Consolas" w:cs="Consolas" w:eastAsia="Consolas" w:hAnsi="Consolas"/>
+          <w:sz w:val="18"/>
+          <w:szCs w:val="18"/>
+        </w:rPr>
+        <w:t xml:space="preserve">    Объекты.Добавить(Метаданные.Справочники.Номенклатура);</w:t>
+      </w:r>
+    </w:p>
+    <w:p>
+      <w:pPr>
+        <w:shd w:fill="F3F4F6" w:color="auto" w:val="clear"/>
+        <w:spacing w:after="0" w:before="0" w:line="260"/>
+        <w:ind w:left="113" w:right="113"/>
+      </w:pPr>
+      <w:r>
+        <w:rPr>
+          <w:rFonts w:ascii="Consolas" w:cs="Consolas" w:eastAsia="Consolas" w:hAnsi="Consolas"/>
+          <w:sz w:val="18"/>
+          <w:szCs w:val="18"/>
+        </w:rPr>
+        <w:t xml:space="preserve">    </w:t>
+      </w:r>
+    </w:p>
+    <w:p>
+      <w:pPr>
+        <w:shd w:fill="F3F4F6" w:color="auto" w:val="clear"/>
+        <w:spacing w:after="160" w:before="0" w:line="260"/>
+        <w:ind w:left="113" w:right="113"/>
+      </w:pPr>
+      <w:r>
+        <w:rPr>
+          <w:rFonts w:ascii="Consolas" w:cs="Consolas" w:eastAsia="Consolas" w:hAnsi="Consolas"/>
+          <w:sz w:val="18"/>
+          <w:szCs w:val="18"/>
+        </w:rPr>
+        <w:t xml:space="preserve">КонецПроцедуры</w:t>
       </w:r>
     </w:p>
     <w:p>
@@ -76,7 +245,14 @@
         <w:spacing w:after="60"/>
       </w:pPr>
       <w:r>
-        <w:t xml:space="preserve">В конфигурации появятся общий модуль </w:t>
+        <w:rPr>
+          <w:b/>
+          <w:bCs/>
+        </w:rPr>
+        <w:t xml:space="preserve">Описать поля.</w:t>
+      </w:r>
+      <w:r>
+        <w:t xml:space="preserve"> В модуле менеджера объекта разместить экспортную процедуру </w:t>
       </w:r>
       <w:r>
         <w:rPr>
@@ -84,376 +260,536 @@
           <w:sz w:val="20"/>
           <w:szCs w:val="20"/>
         </w:rPr>
-        <w:t xml:space="preserve">НормализацияСтрок</w:t>
-      </w:r>
-      <w:r>
-        <w:t xml:space="preserve"> и обработки «Очистка незначимых символов в строках» и «Тесты». Подписки в библиотеку не входят: платформа не сохраняет подписку без источников. Создайте три подписки, источники заполните при подключении первого объекта:</w:t>
-      </w:r>
-    </w:p>
-    <w:p>
-      <w:pPr>
-        <w:spacing w:after="120"/>
-      </w:pPr>
-    </w:p>
-    <w:tbl>
-      <w:tblPr>
-        <w:tblW w:type="dxa" w:w="9638"/>
-        <w:tblBorders>
-          <w:top w:val="single" w:color="auto" w:sz="4"/>
-          <w:left w:val="single" w:color="auto" w:sz="4"/>
-          <w:bottom w:val="single" w:color="auto" w:sz="4"/>
-          <w:right w:val="single" w:color="auto" w:sz="4"/>
-          <w:insideH w:val="single" w:color="auto" w:sz="4"/>
-          <w:insideV w:val="single" w:color="auto" w:sz="4"/>
-        </w:tblBorders>
-      </w:tblPr>
-      <w:tblGrid>
-        <w:gridCol w:w="2300"/>
-        <w:gridCol w:w="3000"/>
-        <w:gridCol w:w="4338"/>
-      </w:tblGrid>
-      <w:tr>
-        <w:trPr>
-          <w:tblHeader/>
-        </w:trPr>
-        <w:tc>
-          <w:tcPr>
-            <w:tcW w:type="dxa" w:w="2300"/>
-            <w:tcBorders>
-              <w:top w:val="single" w:color="C9CDD3" w:sz="4"/>
-              <w:left w:val="single" w:color="C9CDD3" w:sz="4"/>
-              <w:bottom w:val="single" w:color="C9CDD3" w:sz="4"/>
-              <w:right w:val="single" w:color="C9CDD3" w:sz="4"/>
-            </w:tcBorders>
-            <w:shd w:fill="E8ECF2" w:color="auto" w:val="clear"/>
-            <w:tcMar>
-              <w:top w:type="dxa" w:w="60"/>
-              <w:left w:type="dxa" w:w="100"/>
-              <w:bottom w:type="dxa" w:w="60"/>
-              <w:right w:type="dxa" w:w="100"/>
-            </w:tcMar>
-          </w:tcPr>
-          <w:p>
-            <w:r>
-              <w:rPr>
-                <w:b/>
-                <w:bCs/>
-              </w:rPr>
-              <w:t xml:space="preserve">Событие</w:t>
-            </w:r>
-          </w:p>
-        </w:tc>
-        <w:tc>
-          <w:tcPr>
-            <w:tcW w:type="dxa" w:w="3000"/>
-            <w:tcBorders>
-              <w:top w:val="single" w:color="C9CDD3" w:sz="4"/>
-              <w:left w:val="single" w:color="C9CDD3" w:sz="4"/>
-              <w:bottom w:val="single" w:color="C9CDD3" w:sz="4"/>
-              <w:right w:val="single" w:color="C9CDD3" w:sz="4"/>
-            </w:tcBorders>
-            <w:shd w:fill="E8ECF2" w:color="auto" w:val="clear"/>
-            <w:tcMar>
-              <w:top w:type="dxa" w:w="60"/>
-              <w:left w:type="dxa" w:w="100"/>
-              <w:bottom w:type="dxa" w:w="60"/>
-              <w:right w:type="dxa" w:w="100"/>
-            </w:tcMar>
-          </w:tcPr>
-          <w:p>
-            <w:r>
-              <w:rPr>
-                <w:b/>
-                <w:bCs/>
-              </w:rPr>
-              <w:t xml:space="preserve">Источники</w:t>
-            </w:r>
-          </w:p>
-        </w:tc>
-        <w:tc>
-          <w:tcPr>
-            <w:tcW w:type="dxa" w:w="4338"/>
-            <w:tcBorders>
-              <w:top w:val="single" w:color="C9CDD3" w:sz="4"/>
-              <w:left w:val="single" w:color="C9CDD3" w:sz="4"/>
-              <w:bottom w:val="single" w:color="C9CDD3" w:sz="4"/>
-              <w:right w:val="single" w:color="C9CDD3" w:sz="4"/>
-            </w:tcBorders>
-            <w:shd w:fill="E8ECF2" w:color="auto" w:val="clear"/>
-            <w:tcMar>
-              <w:top w:type="dxa" w:w="60"/>
-              <w:left w:type="dxa" w:w="100"/>
-              <w:bottom w:type="dxa" w:w="60"/>
-              <w:right w:type="dxa" w:w="100"/>
-            </w:tcMar>
-          </w:tcPr>
-          <w:p>
-            <w:r>
-              <w:rPr>
-                <w:b/>
-                <w:bCs/>
-              </w:rPr>
-              <w:t xml:space="preserve">Обработчик</w:t>
-            </w:r>
-          </w:p>
-        </w:tc>
-      </w:tr>
-      <w:tr>
-        <w:trPr>
-          <w:tblHeader w:val="off"/>
-        </w:trPr>
-        <w:tc>
-          <w:tcPr>
-            <w:tcW w:type="dxa" w:w="2300"/>
-            <w:tcBorders>
-              <w:top w:val="single" w:color="C9CDD3" w:sz="4"/>
-              <w:left w:val="single" w:color="C9CDD3" w:sz="4"/>
-              <w:bottom w:val="single" w:color="C9CDD3" w:sz="4"/>
-              <w:right w:val="single" w:color="C9CDD3" w:sz="4"/>
-            </w:tcBorders>
-            <w:tcMar>
-              <w:top w:type="dxa" w:w="60"/>
-              <w:left w:type="dxa" w:w="100"/>
-              <w:bottom w:type="dxa" w:w="60"/>
-              <w:right w:type="dxa" w:w="100"/>
-            </w:tcMar>
-          </w:tcPr>
-          <w:p>
-            <w:r>
-              <w:t xml:space="preserve">ПередЗаписью</w:t>
-            </w:r>
-          </w:p>
-        </w:tc>
-        <w:tc>
-          <w:tcPr>
-            <w:tcW w:type="dxa" w:w="3000"/>
-            <w:tcBorders>
-              <w:top w:val="single" w:color="C9CDD3" w:sz="4"/>
-              <w:left w:val="single" w:color="C9CDD3" w:sz="4"/>
-              <w:bottom w:val="single" w:color="C9CDD3" w:sz="4"/>
-              <w:right w:val="single" w:color="C9CDD3" w:sz="4"/>
-            </w:tcBorders>
-            <w:tcMar>
-              <w:top w:type="dxa" w:w="60"/>
-              <w:left w:type="dxa" w:w="100"/>
-              <w:bottom w:type="dxa" w:w="60"/>
-              <w:right w:type="dxa" w:w="100"/>
-            </w:tcMar>
-          </w:tcPr>
-          <w:p>
-            <w:r>
-              <w:t xml:space="preserve">справочники, ПВХ</w:t>
-            </w:r>
-          </w:p>
-        </w:tc>
-        <w:tc>
-          <w:tcPr>
-            <w:tcW w:type="dxa" w:w="4338"/>
-            <w:tcBorders>
-              <w:top w:val="single" w:color="C9CDD3" w:sz="4"/>
-              <w:left w:val="single" w:color="C9CDD3" w:sz="4"/>
-              <w:bottom w:val="single" w:color="C9CDD3" w:sz="4"/>
-              <w:right w:val="single" w:color="C9CDD3" w:sz="4"/>
-            </w:tcBorders>
-            <w:tcMar>
-              <w:top w:type="dxa" w:w="60"/>
-              <w:left w:type="dxa" w:w="100"/>
-              <w:bottom w:type="dxa" w:w="60"/>
-              <w:right w:type="dxa" w:w="100"/>
-            </w:tcMar>
-          </w:tcPr>
-          <w:p>
-            <w:r>
-              <w:rPr>
-                <w:rFonts w:ascii="Consolas" w:cs="Consolas" w:eastAsia="Consolas" w:hAnsi="Consolas"/>
-                <w:sz w:val="20"/>
-                <w:szCs w:val="20"/>
-              </w:rPr>
-              <w:t xml:space="preserve">НормализацияСтрок.ПередЗаписьюОбъекта</w:t>
-            </w:r>
-          </w:p>
-        </w:tc>
-      </w:tr>
-      <w:tr>
-        <w:trPr>
-          <w:tblHeader w:val="off"/>
-        </w:trPr>
-        <w:tc>
-          <w:tcPr>
-            <w:tcW w:type="dxa" w:w="2300"/>
-            <w:tcBorders>
-              <w:top w:val="single" w:color="C9CDD3" w:sz="4"/>
-              <w:left w:val="single" w:color="C9CDD3" w:sz="4"/>
-              <w:bottom w:val="single" w:color="C9CDD3" w:sz="4"/>
-              <w:right w:val="single" w:color="C9CDD3" w:sz="4"/>
-            </w:tcBorders>
-            <w:tcMar>
-              <w:top w:type="dxa" w:w="60"/>
-              <w:left w:type="dxa" w:w="100"/>
-              <w:bottom w:type="dxa" w:w="60"/>
-              <w:right w:type="dxa" w:w="100"/>
-            </w:tcMar>
-          </w:tcPr>
-          <w:p>
-            <w:r>
-              <w:t xml:space="preserve">ПередЗаписью</w:t>
-            </w:r>
-          </w:p>
-        </w:tc>
-        <w:tc>
-          <w:tcPr>
-            <w:tcW w:type="dxa" w:w="3000"/>
-            <w:tcBorders>
-              <w:top w:val="single" w:color="C9CDD3" w:sz="4"/>
-              <w:left w:val="single" w:color="C9CDD3" w:sz="4"/>
-              <w:bottom w:val="single" w:color="C9CDD3" w:sz="4"/>
-              <w:right w:val="single" w:color="C9CDD3" w:sz="4"/>
-            </w:tcBorders>
-            <w:tcMar>
-              <w:top w:type="dxa" w:w="60"/>
-              <w:left w:type="dxa" w:w="100"/>
-              <w:bottom w:type="dxa" w:w="60"/>
-              <w:right w:type="dxa" w:w="100"/>
-            </w:tcMar>
-          </w:tcPr>
-          <w:p>
-            <w:r>
-              <w:t xml:space="preserve">документы</w:t>
-            </w:r>
-          </w:p>
-        </w:tc>
-        <w:tc>
-          <w:tcPr>
-            <w:tcW w:type="dxa" w:w="4338"/>
-            <w:tcBorders>
-              <w:top w:val="single" w:color="C9CDD3" w:sz="4"/>
-              <w:left w:val="single" w:color="C9CDD3" w:sz="4"/>
-              <w:bottom w:val="single" w:color="C9CDD3" w:sz="4"/>
-              <w:right w:val="single" w:color="C9CDD3" w:sz="4"/>
-            </w:tcBorders>
-            <w:tcMar>
-              <w:top w:type="dxa" w:w="60"/>
-              <w:left w:type="dxa" w:w="100"/>
-              <w:bottom w:type="dxa" w:w="60"/>
-              <w:right w:type="dxa" w:w="100"/>
-            </w:tcMar>
-          </w:tcPr>
-          <w:p>
-            <w:r>
-              <w:rPr>
-                <w:rFonts w:ascii="Consolas" w:cs="Consolas" w:eastAsia="Consolas" w:hAnsi="Consolas"/>
-                <w:sz w:val="20"/>
-                <w:szCs w:val="20"/>
-              </w:rPr>
-              <w:t xml:space="preserve">НормализацияСтрок.ПередЗаписьюДокумента</w:t>
-            </w:r>
-          </w:p>
-        </w:tc>
-      </w:tr>
-      <w:tr>
-        <w:trPr>
-          <w:tblHeader w:val="off"/>
-        </w:trPr>
-        <w:tc>
-          <w:tcPr>
-            <w:tcW w:type="dxa" w:w="2300"/>
-            <w:tcBorders>
-              <w:top w:val="single" w:color="C9CDD3" w:sz="4"/>
-              <w:left w:val="single" w:color="C9CDD3" w:sz="4"/>
-              <w:bottom w:val="single" w:color="C9CDD3" w:sz="4"/>
-              <w:right w:val="single" w:color="C9CDD3" w:sz="4"/>
-            </w:tcBorders>
-            <w:tcMar>
-              <w:top w:type="dxa" w:w="60"/>
-              <w:left w:type="dxa" w:w="100"/>
-              <w:bottom w:type="dxa" w:w="60"/>
-              <w:right w:type="dxa" w:w="100"/>
-            </w:tcMar>
-          </w:tcPr>
-          <w:p>
-            <w:r>
-              <w:t xml:space="preserve">ОбработкаПроверкиЗаполнения</w:t>
-            </w:r>
-          </w:p>
-        </w:tc>
-        <w:tc>
-          <w:tcPr>
-            <w:tcW w:type="dxa" w:w="3000"/>
-            <w:tcBorders>
-              <w:top w:val="single" w:color="C9CDD3" w:sz="4"/>
-              <w:left w:val="single" w:color="C9CDD3" w:sz="4"/>
-              <w:bottom w:val="single" w:color="C9CDD3" w:sz="4"/>
-              <w:right w:val="single" w:color="C9CDD3" w:sz="4"/>
-            </w:tcBorders>
-            <w:tcMar>
-              <w:top w:type="dxa" w:w="60"/>
-              <w:left w:type="dxa" w:w="100"/>
-              <w:bottom w:type="dxa" w:w="60"/>
-              <w:right w:type="dxa" w:w="100"/>
-            </w:tcMar>
-          </w:tcPr>
-          <w:p>
-            <w:r>
-              <w:t xml:space="preserve">все подключаемые объекты</w:t>
-            </w:r>
-          </w:p>
-        </w:tc>
-        <w:tc>
-          <w:tcPr>
-            <w:tcW w:type="dxa" w:w="4338"/>
-            <w:tcBorders>
-              <w:top w:val="single" w:color="C9CDD3" w:sz="4"/>
-              <w:left w:val="single" w:color="C9CDD3" w:sz="4"/>
-              <w:bottom w:val="single" w:color="C9CDD3" w:sz="4"/>
-              <w:right w:val="single" w:color="C9CDD3" w:sz="4"/>
-            </w:tcBorders>
-            <w:tcMar>
-              <w:top w:type="dxa" w:w="60"/>
-              <w:left w:type="dxa" w:w="100"/>
-              <w:bottom w:type="dxa" w:w="60"/>
-              <w:right w:type="dxa" w:w="100"/>
-            </w:tcMar>
-          </w:tcPr>
-          <w:p>
-            <w:r>
-              <w:rPr>
-                <w:rFonts w:ascii="Consolas" w:cs="Consolas" w:eastAsia="Consolas" w:hAnsi="Consolas"/>
-                <w:sz w:val="20"/>
-                <w:szCs w:val="20"/>
-              </w:rPr>
-              <w:t xml:space="preserve">НормализацияСтрок.ОбработкаПроверкиЗаполнения</w:t>
-            </w:r>
-          </w:p>
-        </w:tc>
-      </w:tr>
-    </w:tbl>
-    <w:p>
-      <w:pPr>
-        <w:spacing w:after="120"/>
-      </w:pPr>
-    </w:p>
-    <w:p>
-      <w:pPr>
-        <w:spacing w:after="120"/>
-      </w:pPr>
-      <w:r>
-        <w:t xml:space="preserve">Для документов нужна отдельная подписка ПередЗаписью, потому что у их события другие параметры (РежимЗаписи, РежимПроведения).</w:t>
-      </w:r>
-    </w:p>
-    <w:p>
-      <w:pPr>
-        <w:spacing w:after="120"/>
-      </w:pPr>
-      <w:r>
-        <w:t xml:space="preserve">Требования: платформа 8.3.10 и выше, конфигурация на БСП (используются ОбщегоНазначения и ОбщегоНазначенияКлиентСервер).</w:t>
-      </w:r>
-    </w:p>
-    <w:p>
-      <w:pPr>
-        <w:pStyle w:val="Heading2"/>
-      </w:pPr>
-      <w:r>
-        <w:t xml:space="preserve">1.2. Подключение каждого объекта</w:t>
+        <w:t xml:space="preserve">ПриОпределенииНастроекНормализацииСтрок</w:t>
+      </w:r>
+      <w:r>
+        <w:t xml:space="preserve">.</w:t>
+      </w:r>
+    </w:p>
+    <w:p>
+      <w:pPr>
+        <w:shd w:fill="F3F4F6" w:color="auto" w:val="clear"/>
+        <w:spacing w:after="0" w:before="60" w:line="260"/>
+        <w:ind w:left="113" w:right="113"/>
+      </w:pPr>
+      <w:r>
+        <w:rPr>
+          <w:rFonts w:ascii="Consolas" w:cs="Consolas" w:eastAsia="Consolas" w:hAnsi="Consolas"/>
+          <w:sz w:val="18"/>
+          <w:szCs w:val="18"/>
+        </w:rPr>
+        <w:t xml:space="preserve">#Область СлужебныйПрограммныйИнтерфейс</w:t>
+      </w:r>
+    </w:p>
+    <w:p>
+      <w:pPr>
+        <w:shd w:fill="F3F4F6" w:color="auto" w:val="clear"/>
+        <w:spacing w:after="0" w:before="0" w:line="260"/>
+        <w:ind w:left="113" w:right="113"/>
+      </w:pPr>
+      <w:r>
+        <w:rPr>
+          <w:rFonts w:ascii="Consolas" w:cs="Consolas" w:eastAsia="Consolas" w:hAnsi="Consolas"/>
+          <w:sz w:val="18"/>
+          <w:szCs w:val="18"/>
+        </w:rPr>
+        <w:t xml:space="preserve"> </w:t>
+      </w:r>
+    </w:p>
+    <w:p>
+      <w:pPr>
+        <w:shd w:fill="F3F4F6" w:color="auto" w:val="clear"/>
+        <w:spacing w:after="0" w:before="0" w:line="260"/>
+        <w:ind w:left="113" w:right="113"/>
+      </w:pPr>
+      <w:r>
+        <w:rPr>
+          <w:rFonts w:ascii="Consolas" w:cs="Consolas" w:eastAsia="Consolas" w:hAnsi="Consolas"/>
+          <w:sz w:val="18"/>
+          <w:szCs w:val="18"/>
+        </w:rPr>
+        <w:t xml:space="preserve">// Описывает реквизиты, которые нормализуются и проверяются при записи.</w:t>
+      </w:r>
+    </w:p>
+    <w:p>
+      <w:pPr>
+        <w:shd w:fill="F3F4F6" w:color="auto" w:val="clear"/>
+        <w:spacing w:after="0" w:before="0" w:line="260"/>
+        <w:ind w:left="113" w:right="113"/>
+      </w:pPr>
+      <w:r>
+        <w:rPr>
+          <w:rFonts w:ascii="Consolas" w:cs="Consolas" w:eastAsia="Consolas" w:hAnsi="Consolas"/>
+          <w:sz w:val="18"/>
+          <w:szCs w:val="18"/>
+        </w:rPr>
+        <w:t xml:space="preserve">//</w:t>
+      </w:r>
+    </w:p>
+    <w:p>
+      <w:pPr>
+        <w:shd w:fill="F3F4F6" w:color="auto" w:val="clear"/>
+        <w:spacing w:after="0" w:before="0" w:line="260"/>
+        <w:ind w:left="113" w:right="113"/>
+      </w:pPr>
+      <w:r>
+        <w:rPr>
+          <w:rFonts w:ascii="Consolas" w:cs="Consolas" w:eastAsia="Consolas" w:hAnsi="Consolas"/>
+          <w:sz w:val="18"/>
+          <w:szCs w:val="18"/>
+        </w:rPr>
+        <w:t xml:space="preserve">// Параметры:</w:t>
+      </w:r>
+    </w:p>
+    <w:p>
+      <w:pPr>
+        <w:shd w:fill="F3F4F6" w:color="auto" w:val="clear"/>
+        <w:spacing w:after="0" w:before="0" w:line="260"/>
+        <w:ind w:left="113" w:right="113"/>
+      </w:pPr>
+      <w:r>
+        <w:rPr>
+          <w:rFonts w:ascii="Consolas" w:cs="Consolas" w:eastAsia="Consolas" w:hAnsi="Consolas"/>
+          <w:sz w:val="18"/>
+          <w:szCs w:val="18"/>
+        </w:rPr>
+        <w:t xml:space="preserve">//  Настройки - Структура - передается в НормализацияСтрок.ДобавитьРеквизит</w:t>
+      </w:r>
+    </w:p>
+    <w:p>
+      <w:pPr>
+        <w:shd w:fill="F3F4F6" w:color="auto" w:val="clear"/>
+        <w:spacing w:after="0" w:before="0" w:line="260"/>
+        <w:ind w:left="113" w:right="113"/>
+      </w:pPr>
+      <w:r>
+        <w:rPr>
+          <w:rFonts w:ascii="Consolas" w:cs="Consolas" w:eastAsia="Consolas" w:hAnsi="Consolas"/>
+          <w:sz w:val="18"/>
+          <w:szCs w:val="18"/>
+        </w:rPr>
+        <w:t xml:space="preserve">//                          и НормализацияСтрок.ДобавитьВсеСтроковыеРеквизиты.</w:t>
+      </w:r>
+    </w:p>
+    <w:p>
+      <w:pPr>
+        <w:shd w:fill="F3F4F6" w:color="auto" w:val="clear"/>
+        <w:spacing w:after="0" w:before="0" w:line="260"/>
+        <w:ind w:left="113" w:right="113"/>
+      </w:pPr>
+      <w:r>
+        <w:rPr>
+          <w:rFonts w:ascii="Consolas" w:cs="Consolas" w:eastAsia="Consolas" w:hAnsi="Consolas"/>
+          <w:sz w:val="18"/>
+          <w:szCs w:val="18"/>
+        </w:rPr>
+        <w:t xml:space="preserve">//</w:t>
+      </w:r>
+    </w:p>
+    <w:p>
+      <w:pPr>
+        <w:shd w:fill="F3F4F6" w:color="auto" w:val="clear"/>
+        <w:spacing w:after="0" w:before="0" w:line="260"/>
+        <w:ind w:left="113" w:right="113"/>
+      </w:pPr>
+      <w:r>
+        <w:rPr>
+          <w:rFonts w:ascii="Consolas" w:cs="Consolas" w:eastAsia="Consolas" w:hAnsi="Consolas"/>
+          <w:sz w:val="18"/>
+          <w:szCs w:val="18"/>
+        </w:rPr>
+        <w:t xml:space="preserve">Процедура ПриОпределенииНастроекНормализацииСтрок(Настройки) Экспорт</w:t>
+      </w:r>
+    </w:p>
+    <w:p>
+      <w:pPr>
+        <w:shd w:fill="F3F4F6" w:color="auto" w:val="clear"/>
+        <w:spacing w:after="0" w:before="0" w:line="260"/>
+        <w:ind w:left="113" w:right="113"/>
+      </w:pPr>
+      <w:r>
+        <w:rPr>
+          <w:rFonts w:ascii="Consolas" w:cs="Consolas" w:eastAsia="Consolas" w:hAnsi="Consolas"/>
+          <w:sz w:val="18"/>
+          <w:szCs w:val="18"/>
+        </w:rPr>
+        <w:t xml:space="preserve">    </w:t>
+      </w:r>
+    </w:p>
+    <w:p>
+      <w:pPr>
+        <w:shd w:fill="F3F4F6" w:color="auto" w:val="clear"/>
+        <w:spacing w:after="0" w:before="0" w:line="260"/>
+        <w:ind w:left="113" w:right="113"/>
+      </w:pPr>
+      <w:r>
+        <w:rPr>
+          <w:rFonts w:ascii="Consolas" w:cs="Consolas" w:eastAsia="Consolas" w:hAnsi="Consolas"/>
+          <w:sz w:val="18"/>
+          <w:szCs w:val="18"/>
+        </w:rPr>
+        <w:t xml:space="preserve">    НормализацияСтрок.ДобавитьВсеСтроковыеРеквизиты(Настройки);</w:t>
+      </w:r>
+    </w:p>
+    <w:p>
+      <w:pPr>
+        <w:shd w:fill="F3F4F6" w:color="auto" w:val="clear"/>
+        <w:spacing w:after="0" w:before="0" w:line="260"/>
+        <w:ind w:left="113" w:right="113"/>
+      </w:pPr>
+      <w:r>
+        <w:rPr>
+          <w:rFonts w:ascii="Consolas" w:cs="Consolas" w:eastAsia="Consolas" w:hAnsi="Consolas"/>
+          <w:sz w:val="18"/>
+          <w:szCs w:val="18"/>
+        </w:rPr>
+        <w:t xml:space="preserve">    НормализацияСтрок.ДобавитьРеквизит(Настройки, "Артикул", НормализацияСтрок.ПравилоИдентификатор());</w:t>
+      </w:r>
+    </w:p>
+    <w:p>
+      <w:pPr>
+        <w:shd w:fill="F3F4F6" w:color="auto" w:val="clear"/>
+        <w:spacing w:after="0" w:before="0" w:line="260"/>
+        <w:ind w:left="113" w:right="113"/>
+      </w:pPr>
+      <w:r>
+        <w:rPr>
+          <w:rFonts w:ascii="Consolas" w:cs="Consolas" w:eastAsia="Consolas" w:hAnsi="Consolas"/>
+          <w:sz w:val="18"/>
+          <w:szCs w:val="18"/>
+        </w:rPr>
+        <w:t xml:space="preserve">    </w:t>
+      </w:r>
+    </w:p>
+    <w:p>
+      <w:pPr>
+        <w:shd w:fill="F3F4F6" w:color="auto" w:val="clear"/>
+        <w:spacing w:after="0" w:before="0" w:line="260"/>
+        <w:ind w:left="113" w:right="113"/>
+      </w:pPr>
+      <w:r>
+        <w:rPr>
+          <w:rFonts w:ascii="Consolas" w:cs="Consolas" w:eastAsia="Consolas" w:hAnsi="Consolas"/>
+          <w:sz w:val="18"/>
+          <w:szCs w:val="18"/>
+        </w:rPr>
+        <w:t xml:space="preserve">КонецПроцедуры</w:t>
+      </w:r>
+    </w:p>
+    <w:p>
+      <w:pPr>
+        <w:shd w:fill="F3F4F6" w:color="auto" w:val="clear"/>
+        <w:spacing w:after="0" w:before="0" w:line="260"/>
+        <w:ind w:left="113" w:right="113"/>
+      </w:pPr>
+      <w:r>
+        <w:rPr>
+          <w:rFonts w:ascii="Consolas" w:cs="Consolas" w:eastAsia="Consolas" w:hAnsi="Consolas"/>
+          <w:sz w:val="18"/>
+          <w:szCs w:val="18"/>
+        </w:rPr>
+        <w:t xml:space="preserve"> </w:t>
+      </w:r>
+    </w:p>
+    <w:p>
+      <w:pPr>
+        <w:shd w:fill="F3F4F6" w:color="auto" w:val="clear"/>
+        <w:spacing w:after="160" w:before="0" w:line="260"/>
+        <w:ind w:left="113" w:right="113"/>
+      </w:pPr>
+      <w:r>
+        <w:rPr>
+          <w:rFonts w:ascii="Consolas" w:cs="Consolas" w:eastAsia="Consolas" w:hAnsi="Consolas"/>
+          <w:sz w:val="18"/>
+          <w:szCs w:val="18"/>
+        </w:rPr>
+        <w:t xml:space="preserve">#КонецОбласти</w:t>
+      </w:r>
+    </w:p>
+    <w:p>
+      <w:pPr>
+        <w:pStyle w:val="ListParagraph"/>
+        <w:numPr>
+          <w:ilvl w:val="0"/>
+          <w:numId w:val="2"/>
+        </w:numPr>
+        <w:spacing w:after="60"/>
+      </w:pPr>
+      <w:r>
+        <w:rPr>
+          <w:b/>
+          <w:bCs/>
+        </w:rPr>
+        <w:t xml:space="preserve">Вызвать обработчики</w:t>
+      </w:r>
+      <w:r>
+        <w:t xml:space="preserve"> из модуля объекта. </w:t>
+      </w:r>
+      <w:r>
+        <w:rPr>
+          <w:rFonts w:ascii="Consolas" w:cs="Consolas" w:eastAsia="Consolas" w:hAnsi="Consolas"/>
+          <w:sz w:val="20"/>
+          <w:szCs w:val="20"/>
+        </w:rPr>
+        <w:t xml:space="preserve">НормализацияСтрок.ПередЗаписью</w:t>
+      </w:r>
+      <w:r>
+        <w:t xml:space="preserve"> вызывается до собственных проверок объекта, чтобы они работали с очищенными значениями.</w:t>
+      </w:r>
+    </w:p>
+    <w:p>
+      <w:pPr>
+        <w:shd w:fill="F3F4F6" w:color="auto" w:val="clear"/>
+        <w:spacing w:after="0" w:before="60" w:line="260"/>
+        <w:ind w:left="113" w:right="113"/>
+      </w:pPr>
+      <w:r>
+        <w:rPr>
+          <w:rFonts w:ascii="Consolas" w:cs="Consolas" w:eastAsia="Consolas" w:hAnsi="Consolas"/>
+          <w:sz w:val="18"/>
+          <w:szCs w:val="18"/>
+        </w:rPr>
+        <w:t xml:space="preserve">Процедура ПередЗаписью(Отказ)</w:t>
+      </w:r>
+    </w:p>
+    <w:p>
+      <w:pPr>
+        <w:shd w:fill="F3F4F6" w:color="auto" w:val="clear"/>
+        <w:spacing w:after="0" w:before="0" w:line="260"/>
+        <w:ind w:left="113" w:right="113"/>
+      </w:pPr>
+      <w:r>
+        <w:rPr>
+          <w:rFonts w:ascii="Consolas" w:cs="Consolas" w:eastAsia="Consolas" w:hAnsi="Consolas"/>
+          <w:sz w:val="18"/>
+          <w:szCs w:val="18"/>
+        </w:rPr>
+        <w:t xml:space="preserve">    </w:t>
+      </w:r>
+    </w:p>
+    <w:p>
+      <w:pPr>
+        <w:shd w:fill="F3F4F6" w:color="auto" w:val="clear"/>
+        <w:spacing w:after="0" w:before="0" w:line="260"/>
+        <w:ind w:left="113" w:right="113"/>
+      </w:pPr>
+      <w:r>
+        <w:rPr>
+          <w:rFonts w:ascii="Consolas" w:cs="Consolas" w:eastAsia="Consolas" w:hAnsi="Consolas"/>
+          <w:sz w:val="18"/>
+          <w:szCs w:val="18"/>
+        </w:rPr>
+        <w:t xml:space="preserve">    Если ОбменДанными.Загрузка Тогда</w:t>
+      </w:r>
+    </w:p>
+    <w:p>
+      <w:pPr>
+        <w:shd w:fill="F3F4F6" w:color="auto" w:val="clear"/>
+        <w:spacing w:after="0" w:before="0" w:line="260"/>
+        <w:ind w:left="113" w:right="113"/>
+      </w:pPr>
+      <w:r>
+        <w:rPr>
+          <w:rFonts w:ascii="Consolas" w:cs="Consolas" w:eastAsia="Consolas" w:hAnsi="Consolas"/>
+          <w:sz w:val="18"/>
+          <w:szCs w:val="18"/>
+        </w:rPr>
+        <w:t xml:space="preserve">        Возврат;</w:t>
+      </w:r>
+    </w:p>
+    <w:p>
+      <w:pPr>
+        <w:shd w:fill="F3F4F6" w:color="auto" w:val="clear"/>
+        <w:spacing w:after="0" w:before="0" w:line="260"/>
+        <w:ind w:left="113" w:right="113"/>
+      </w:pPr>
+      <w:r>
+        <w:rPr>
+          <w:rFonts w:ascii="Consolas" w:cs="Consolas" w:eastAsia="Consolas" w:hAnsi="Consolas"/>
+          <w:sz w:val="18"/>
+          <w:szCs w:val="18"/>
+        </w:rPr>
+        <w:t xml:space="preserve">    КонецЕсли;</w:t>
+      </w:r>
+    </w:p>
+    <w:p>
+      <w:pPr>
+        <w:shd w:fill="F3F4F6" w:color="auto" w:val="clear"/>
+        <w:spacing w:after="0" w:before="0" w:line="260"/>
+        <w:ind w:left="113" w:right="113"/>
+      </w:pPr>
+      <w:r>
+        <w:rPr>
+          <w:rFonts w:ascii="Consolas" w:cs="Consolas" w:eastAsia="Consolas" w:hAnsi="Consolas"/>
+          <w:sz w:val="18"/>
+          <w:szCs w:val="18"/>
+        </w:rPr>
+        <w:t xml:space="preserve">    </w:t>
+      </w:r>
+    </w:p>
+    <w:p>
+      <w:pPr>
+        <w:shd w:fill="F3F4F6" w:color="auto" w:val="clear"/>
+        <w:spacing w:after="0" w:before="0" w:line="260"/>
+        <w:ind w:left="113" w:right="113"/>
+      </w:pPr>
+      <w:r>
+        <w:rPr>
+          <w:rFonts w:ascii="Consolas" w:cs="Consolas" w:eastAsia="Consolas" w:hAnsi="Consolas"/>
+          <w:sz w:val="18"/>
+          <w:szCs w:val="18"/>
+        </w:rPr>
+        <w:t xml:space="preserve">    НормализацияСтрок.ПередЗаписью(ЭтотОбъект);</w:t>
+      </w:r>
+    </w:p>
+    <w:p>
+      <w:pPr>
+        <w:shd w:fill="F3F4F6" w:color="auto" w:val="clear"/>
+        <w:spacing w:after="0" w:before="0" w:line="260"/>
+        <w:ind w:left="113" w:right="113"/>
+      </w:pPr>
+      <w:r>
+        <w:rPr>
+          <w:rFonts w:ascii="Consolas" w:cs="Consolas" w:eastAsia="Consolas" w:hAnsi="Consolas"/>
+          <w:sz w:val="18"/>
+          <w:szCs w:val="18"/>
+        </w:rPr>
+        <w:t xml:space="preserve">    </w:t>
+      </w:r>
+    </w:p>
+    <w:p>
+      <w:pPr>
+        <w:shd w:fill="F3F4F6" w:color="auto" w:val="clear"/>
+        <w:spacing w:after="0" w:before="0" w:line="260"/>
+        <w:ind w:left="113" w:right="113"/>
+      </w:pPr>
+      <w:r>
+        <w:rPr>
+          <w:rFonts w:ascii="Consolas" w:cs="Consolas" w:eastAsia="Consolas" w:hAnsi="Consolas"/>
+          <w:sz w:val="18"/>
+          <w:szCs w:val="18"/>
+        </w:rPr>
+        <w:t xml:space="preserve">    // Дальше - собственный код объекта.</w:t>
+      </w:r>
+    </w:p>
+    <w:p>
+      <w:pPr>
+        <w:shd w:fill="F3F4F6" w:color="auto" w:val="clear"/>
+        <w:spacing w:after="0" w:before="0" w:line="260"/>
+        <w:ind w:left="113" w:right="113"/>
+      </w:pPr>
+      <w:r>
+        <w:rPr>
+          <w:rFonts w:ascii="Consolas" w:cs="Consolas" w:eastAsia="Consolas" w:hAnsi="Consolas"/>
+          <w:sz w:val="18"/>
+          <w:szCs w:val="18"/>
+        </w:rPr>
+        <w:t xml:space="preserve">    </w:t>
+      </w:r>
+    </w:p>
+    <w:p>
+      <w:pPr>
+        <w:shd w:fill="F3F4F6" w:color="auto" w:val="clear"/>
+        <w:spacing w:after="0" w:before="0" w:line="260"/>
+        <w:ind w:left="113" w:right="113"/>
+      </w:pPr>
+      <w:r>
+        <w:rPr>
+          <w:rFonts w:ascii="Consolas" w:cs="Consolas" w:eastAsia="Consolas" w:hAnsi="Consolas"/>
+          <w:sz w:val="18"/>
+          <w:szCs w:val="18"/>
+        </w:rPr>
+        <w:t xml:space="preserve">КонецПроцедуры</w:t>
+      </w:r>
+    </w:p>
+    <w:p>
+      <w:pPr>
+        <w:shd w:fill="F3F4F6" w:color="auto" w:val="clear"/>
+        <w:spacing w:after="0" w:before="0" w:line="260"/>
+        <w:ind w:left="113" w:right="113"/>
+      </w:pPr>
+      <w:r>
+        <w:rPr>
+          <w:rFonts w:ascii="Consolas" w:cs="Consolas" w:eastAsia="Consolas" w:hAnsi="Consolas"/>
+          <w:sz w:val="18"/>
+          <w:szCs w:val="18"/>
+        </w:rPr>
+        <w:t xml:space="preserve"> </w:t>
+      </w:r>
+    </w:p>
+    <w:p>
+      <w:pPr>
+        <w:shd w:fill="F3F4F6" w:color="auto" w:val="clear"/>
+        <w:spacing w:after="0" w:before="0" w:line="260"/>
+        <w:ind w:left="113" w:right="113"/>
+      </w:pPr>
+      <w:r>
+        <w:rPr>
+          <w:rFonts w:ascii="Consolas" w:cs="Consolas" w:eastAsia="Consolas" w:hAnsi="Consolas"/>
+          <w:sz w:val="18"/>
+          <w:szCs w:val="18"/>
+        </w:rPr>
+        <w:t xml:space="preserve">Процедура ОбработкаПроверкиЗаполнения(Отказ, ПроверяемыеРеквизиты)</w:t>
+      </w:r>
+    </w:p>
+    <w:p>
+      <w:pPr>
+        <w:shd w:fill="F3F4F6" w:color="auto" w:val="clear"/>
+        <w:spacing w:after="0" w:before="0" w:line="260"/>
+        <w:ind w:left="113" w:right="113"/>
+      </w:pPr>
+      <w:r>
+        <w:rPr>
+          <w:rFonts w:ascii="Consolas" w:cs="Consolas" w:eastAsia="Consolas" w:hAnsi="Consolas"/>
+          <w:sz w:val="18"/>
+          <w:szCs w:val="18"/>
+        </w:rPr>
+        <w:t xml:space="preserve">    </w:t>
+      </w:r>
+    </w:p>
+    <w:p>
+      <w:pPr>
+        <w:shd w:fill="F3F4F6" w:color="auto" w:val="clear"/>
+        <w:spacing w:after="0" w:before="0" w:line="260"/>
+        <w:ind w:left="113" w:right="113"/>
+      </w:pPr>
+      <w:r>
+        <w:rPr>
+          <w:rFonts w:ascii="Consolas" w:cs="Consolas" w:eastAsia="Consolas" w:hAnsi="Consolas"/>
+          <w:sz w:val="18"/>
+          <w:szCs w:val="18"/>
+        </w:rPr>
+        <w:t xml:space="preserve">    НормализацияСтрок.ОбработкаПроверкиЗаполнения(ЭтотОбъект, Отказ);</w:t>
+      </w:r>
+    </w:p>
+    <w:p>
+      <w:pPr>
+        <w:shd w:fill="F3F4F6" w:color="auto" w:val="clear"/>
+        <w:spacing w:after="0" w:before="0" w:line="260"/>
+        <w:ind w:left="113" w:right="113"/>
+      </w:pPr>
+      <w:r>
+        <w:rPr>
+          <w:rFonts w:ascii="Consolas" w:cs="Consolas" w:eastAsia="Consolas" w:hAnsi="Consolas"/>
+          <w:sz w:val="18"/>
+          <w:szCs w:val="18"/>
+        </w:rPr>
+        <w:t xml:space="preserve">    </w:t>
+      </w:r>
+    </w:p>
+    <w:p>
+      <w:pPr>
+        <w:shd w:fill="F3F4F6" w:color="auto" w:val="clear"/>
+        <w:spacing w:after="160" w:before="0" w:line="260"/>
+        <w:ind w:left="113" w:right="113"/>
+      </w:pPr>
+      <w:r>
+        <w:rPr>
+          <w:rFonts w:ascii="Consolas" w:cs="Consolas" w:eastAsia="Consolas" w:hAnsi="Consolas"/>
+          <w:sz w:val="18"/>
+          <w:szCs w:val="18"/>
+        </w:rPr>
+        <w:t xml:space="preserve">КонецПроцедуры</w:t>
       </w:r>
     </w:p>
     <w:p>
@@ -466,7 +802,18 @@
         <w:spacing w:after="60"/>
       </w:pPr>
       <w:r>
-        <w:t xml:space="preserve">Добавить объект в источники подписки ПередЗаписью своего вида и в подписку ОбработкаПроверкиЗаполнения.</w:t>
+        <w:t xml:space="preserve">Вызов одинаков для справочников, документов и ПВХ. У документа обработчик </w:t>
+      </w:r>
+      <w:r>
+        <w:rPr>
+          <w:rFonts w:ascii="Consolas" w:cs="Consolas" w:eastAsia="Consolas" w:hAnsi="Consolas"/>
+          <w:sz w:val="20"/>
+          <w:szCs w:val="20"/>
+        </w:rPr>
+        <w:t xml:space="preserve">ПередЗаписью(Отказ, РежимЗаписи, РежимПроведения)</w:t>
+      </w:r>
+      <w:r>
+        <w:t xml:space="preserve">, внутри — тот же вызов.</w:t>
       </w:r>
     </w:p>
     <w:p>
@@ -479,7 +826,7 @@
         <w:spacing w:after="60"/>
       </w:pPr>
       <w:r>
-        <w:t xml:space="preserve">В модуле менеджера объекта разместить экспортную процедуру </w:t>
+        <w:t xml:space="preserve">В типовых конфигурациях вызовы добавляются в расширении: заимствовать объект и перехватить обработчики модуля объекта через </w:t>
       </w:r>
       <w:r>
         <w:rPr>
@@ -487,255 +834,21 @@
           <w:sz w:val="20"/>
           <w:szCs w:val="20"/>
         </w:rPr>
-        <w:t xml:space="preserve">ПриОпределенииНастроекНормализацииСтрок</w:t>
-      </w:r>
-      <w:r>
-        <w:t xml:space="preserve"> и перечислить в ней реквизиты.</w:t>
-      </w:r>
-    </w:p>
-    <w:p>
-      <w:pPr>
-        <w:spacing w:after="120"/>
-      </w:pPr>
-    </w:p>
-    <w:p>
-      <w:pPr>
-        <w:shd w:fill="F3F4F6" w:color="auto" w:val="clear"/>
-        <w:spacing w:after="0" w:before="60" w:line="260"/>
-        <w:ind w:left="113" w:right="113"/>
-      </w:pPr>
-      <w:r>
-        <w:rPr>
-          <w:rFonts w:ascii="Consolas" w:cs="Consolas" w:eastAsia="Consolas" w:hAnsi="Consolas"/>
-          <w:sz w:val="18"/>
-          <w:szCs w:val="18"/>
-        </w:rPr>
-        <w:t xml:space="preserve">#Область СлужебныйПрограммныйИнтерфейс</w:t>
-      </w:r>
-    </w:p>
-    <w:p>
-      <w:pPr>
-        <w:shd w:fill="F3F4F6" w:color="auto" w:val="clear"/>
-        <w:spacing w:after="0" w:before="0" w:line="260"/>
-        <w:ind w:left="113" w:right="113"/>
-      </w:pPr>
-      <w:r>
-        <w:rPr>
-          <w:rFonts w:ascii="Consolas" w:cs="Consolas" w:eastAsia="Consolas" w:hAnsi="Consolas"/>
-          <w:sz w:val="18"/>
-          <w:szCs w:val="18"/>
-        </w:rPr>
-        <w:t xml:space="preserve"> </w:t>
-      </w:r>
-    </w:p>
-    <w:p>
-      <w:pPr>
-        <w:shd w:fill="F3F4F6" w:color="auto" w:val="clear"/>
-        <w:spacing w:after="0" w:before="0" w:line="260"/>
-        <w:ind w:left="113" w:right="113"/>
-      </w:pPr>
-      <w:r>
-        <w:rPr>
-          <w:rFonts w:ascii="Consolas" w:cs="Consolas" w:eastAsia="Consolas" w:hAnsi="Consolas"/>
-          <w:sz w:val="18"/>
-          <w:szCs w:val="18"/>
-        </w:rPr>
-        <w:t xml:space="preserve">// Описывает реквизиты, которые нормализуются и проверяются при записи.</w:t>
-      </w:r>
-    </w:p>
-    <w:p>
-      <w:pPr>
-        <w:shd w:fill="F3F4F6" w:color="auto" w:val="clear"/>
-        <w:spacing w:after="0" w:before="0" w:line="260"/>
-        <w:ind w:left="113" w:right="113"/>
-      </w:pPr>
-      <w:r>
-        <w:rPr>
-          <w:rFonts w:ascii="Consolas" w:cs="Consolas" w:eastAsia="Consolas" w:hAnsi="Consolas"/>
-          <w:sz w:val="18"/>
-          <w:szCs w:val="18"/>
-        </w:rPr>
-        <w:t xml:space="preserve">//</w:t>
-      </w:r>
-    </w:p>
-    <w:p>
-      <w:pPr>
-        <w:shd w:fill="F3F4F6" w:color="auto" w:val="clear"/>
-        <w:spacing w:after="0" w:before="0" w:line="260"/>
-        <w:ind w:left="113" w:right="113"/>
-      </w:pPr>
-      <w:r>
-        <w:rPr>
-          <w:rFonts w:ascii="Consolas" w:cs="Consolas" w:eastAsia="Consolas" w:hAnsi="Consolas"/>
-          <w:sz w:val="18"/>
-          <w:szCs w:val="18"/>
-        </w:rPr>
-        <w:t xml:space="preserve">// Параметры:</w:t>
-      </w:r>
-    </w:p>
-    <w:p>
-      <w:pPr>
-        <w:shd w:fill="F3F4F6" w:color="auto" w:val="clear"/>
-        <w:spacing w:after="0" w:before="0" w:line="260"/>
-        <w:ind w:left="113" w:right="113"/>
-      </w:pPr>
-      <w:r>
-        <w:rPr>
-          <w:rFonts w:ascii="Consolas" w:cs="Consolas" w:eastAsia="Consolas" w:hAnsi="Consolas"/>
-          <w:sz w:val="18"/>
-          <w:szCs w:val="18"/>
-        </w:rPr>
-        <w:t xml:space="preserve">//  Настройки - Структура - передается в НормализацияСтрок.ДобавитьРеквизит</w:t>
-      </w:r>
-    </w:p>
-    <w:p>
-      <w:pPr>
-        <w:shd w:fill="F3F4F6" w:color="auto" w:val="clear"/>
-        <w:spacing w:after="0" w:before="0" w:line="260"/>
-        <w:ind w:left="113" w:right="113"/>
-      </w:pPr>
-      <w:r>
-        <w:rPr>
-          <w:rFonts w:ascii="Consolas" w:cs="Consolas" w:eastAsia="Consolas" w:hAnsi="Consolas"/>
-          <w:sz w:val="18"/>
-          <w:szCs w:val="18"/>
-        </w:rPr>
-        <w:t xml:space="preserve">//                          и НормализацияСтрок.ДобавитьВсеСтроковыеРеквизиты.</w:t>
-      </w:r>
-    </w:p>
-    <w:p>
-      <w:pPr>
-        <w:shd w:fill="F3F4F6" w:color="auto" w:val="clear"/>
-        <w:spacing w:after="0" w:before="0" w:line="260"/>
-        <w:ind w:left="113" w:right="113"/>
-      </w:pPr>
-      <w:r>
-        <w:rPr>
-          <w:rFonts w:ascii="Consolas" w:cs="Consolas" w:eastAsia="Consolas" w:hAnsi="Consolas"/>
-          <w:sz w:val="18"/>
-          <w:szCs w:val="18"/>
-        </w:rPr>
-        <w:t xml:space="preserve">//</w:t>
-      </w:r>
-    </w:p>
-    <w:p>
-      <w:pPr>
-        <w:shd w:fill="F3F4F6" w:color="auto" w:val="clear"/>
-        <w:spacing w:after="0" w:before="0" w:line="260"/>
-        <w:ind w:left="113" w:right="113"/>
-      </w:pPr>
-      <w:r>
-        <w:rPr>
-          <w:rFonts w:ascii="Consolas" w:cs="Consolas" w:eastAsia="Consolas" w:hAnsi="Consolas"/>
-          <w:sz w:val="18"/>
-          <w:szCs w:val="18"/>
-        </w:rPr>
-        <w:t xml:space="preserve">Процедура ПриОпределенииНастроекНормализацииСтрок(Настройки) Экспорт</w:t>
-      </w:r>
-    </w:p>
-    <w:p>
-      <w:pPr>
-        <w:shd w:fill="F3F4F6" w:color="auto" w:val="clear"/>
-        <w:spacing w:after="0" w:before="0" w:line="260"/>
-        <w:ind w:left="113" w:right="113"/>
-      </w:pPr>
-      <w:r>
-        <w:rPr>
-          <w:rFonts w:ascii="Consolas" w:cs="Consolas" w:eastAsia="Consolas" w:hAnsi="Consolas"/>
-          <w:sz w:val="18"/>
-          <w:szCs w:val="18"/>
-        </w:rPr>
-        <w:t xml:space="preserve"> </w:t>
-      </w:r>
-    </w:p>
-    <w:p>
-      <w:pPr>
-        <w:shd w:fill="F3F4F6" w:color="auto" w:val="clear"/>
-        <w:spacing w:after="0" w:before="0" w:line="260"/>
-        <w:ind w:left="113" w:right="113"/>
-      </w:pPr>
-      <w:r>
-        <w:rPr>
-          <w:rFonts w:ascii="Consolas" w:cs="Consolas" w:eastAsia="Consolas" w:hAnsi="Consolas"/>
-          <w:sz w:val="18"/>
-          <w:szCs w:val="18"/>
-        </w:rPr>
-        <w:t xml:space="preserve">    НормализацияСтрок.ДобавитьВсеСтроковыеРеквизиты(Настройки);</w:t>
-      </w:r>
-    </w:p>
-    <w:p>
-      <w:pPr>
-        <w:shd w:fill="F3F4F6" w:color="auto" w:val="clear"/>
-        <w:spacing w:after="0" w:before="0" w:line="260"/>
-        <w:ind w:left="113" w:right="113"/>
-      </w:pPr>
-      <w:r>
-        <w:rPr>
-          <w:rFonts w:ascii="Consolas" w:cs="Consolas" w:eastAsia="Consolas" w:hAnsi="Consolas"/>
-          <w:sz w:val="18"/>
-          <w:szCs w:val="18"/>
-        </w:rPr>
-        <w:t xml:space="preserve">    НормализацияСтрок.ДобавитьРеквизит(Настройки, "Артикул", НормализацияСтрок.ПравилоИдентификатор());</w:t>
-      </w:r>
-    </w:p>
-    <w:p>
-      <w:pPr>
-        <w:shd w:fill="F3F4F6" w:color="auto" w:val="clear"/>
-        <w:spacing w:after="0" w:before="0" w:line="260"/>
-        <w:ind w:left="113" w:right="113"/>
-      </w:pPr>
-      <w:r>
-        <w:rPr>
-          <w:rFonts w:ascii="Consolas" w:cs="Consolas" w:eastAsia="Consolas" w:hAnsi="Consolas"/>
-          <w:sz w:val="18"/>
-          <w:szCs w:val="18"/>
-        </w:rPr>
-        <w:t xml:space="preserve"> </w:t>
-      </w:r>
-    </w:p>
-    <w:p>
-      <w:pPr>
-        <w:shd w:fill="F3F4F6" w:color="auto" w:val="clear"/>
-        <w:spacing w:after="0" w:before="0" w:line="260"/>
-        <w:ind w:left="113" w:right="113"/>
-      </w:pPr>
-      <w:r>
-        <w:rPr>
-          <w:rFonts w:ascii="Consolas" w:cs="Consolas" w:eastAsia="Consolas" w:hAnsi="Consolas"/>
-          <w:sz w:val="18"/>
-          <w:szCs w:val="18"/>
-        </w:rPr>
-        <w:t xml:space="preserve">КонецПроцедуры</w:t>
-      </w:r>
-    </w:p>
-    <w:p>
-      <w:pPr>
-        <w:shd w:fill="F3F4F6" w:color="auto" w:val="clear"/>
-        <w:spacing w:after="0" w:before="0" w:line="260"/>
-        <w:ind w:left="113" w:right="113"/>
-      </w:pPr>
-      <w:r>
-        <w:rPr>
-          <w:rFonts w:ascii="Consolas" w:cs="Consolas" w:eastAsia="Consolas" w:hAnsi="Consolas"/>
-          <w:sz w:val="18"/>
-          <w:szCs w:val="18"/>
-        </w:rPr>
-        <w:t xml:space="preserve"> </w:t>
-      </w:r>
-    </w:p>
-    <w:p>
-      <w:pPr>
-        <w:shd w:fill="F3F4F6" w:color="auto" w:val="clear"/>
-        <w:spacing w:after="160" w:before="0" w:line="260"/>
-        <w:ind w:left="113" w:right="113"/>
-      </w:pPr>
-      <w:r>
-        <w:rPr>
-          <w:rFonts w:ascii="Consolas" w:cs="Consolas" w:eastAsia="Consolas" w:hAnsi="Consolas"/>
-          <w:sz w:val="18"/>
-          <w:szCs w:val="18"/>
-        </w:rPr>
-        <w:t xml:space="preserve">#КонецОбласти</w:t>
+        <w:t xml:space="preserve">&amp;Перед("ПередЗаписью")</w:t>
+      </w:r>
+      <w:r>
+        <w:t xml:space="preserve"> и </w:t>
+      </w:r>
+      <w:r>
+        <w:rPr>
+          <w:rFonts w:ascii="Consolas" w:cs="Consolas" w:eastAsia="Consolas" w:hAnsi="Consolas"/>
+          <w:sz w:val="20"/>
+          <w:szCs w:val="20"/>
+        </w:rPr>
+        <w:t xml:space="preserve">&amp;Перед("ОбработкаПроверкиЗаполнения")</w:t>
+      </w:r>
+      <w:r>
+        <w:t xml:space="preserve">.</w:t>
       </w:r>
     </w:p>
     <w:p>
@@ -750,7 +863,7 @@
         <w:t xml:space="preserve">Важно.</w:t>
       </w:r>
       <w:r>
-        <w:t xml:space="preserve"> Если объект добавлен в подписки, а процедуры в модуле менеджера нет, запись завершится ошибкой «Метод объекта не обнаружен». Это сделано намеренно: неполное подключение обнаруживается при первой же записи.</w:t>
+        <w:t xml:space="preserve"> Неполное подключение не проходит молча: объект, который вызывает обработчики, но не зарегистрирован, при записи вызывает исключение, а без процедуры в модуле менеджера будет ошибка «Метод объекта не обнаружен».</w:t>
       </w:r>
     </w:p>
     <w:p>
@@ -1009,7 +1122,7 @@
         <w:pStyle w:val="ListParagraph"/>
         <w:numPr>
           <w:ilvl w:val="0"/>
-          <w:numId w:val="4"/>
+          <w:numId w:val="3"/>
         </w:numPr>
         <w:spacing w:after="60"/>
       </w:pPr>
@@ -1032,7 +1145,7 @@
         <w:pStyle w:val="ListParagraph"/>
         <w:numPr>
           <w:ilvl w:val="0"/>
-          <w:numId w:val="4"/>
+          <w:numId w:val="3"/>
         </w:numPr>
         <w:spacing w:after="60"/>
       </w:pPr>
@@ -1045,7 +1158,7 @@
         <w:pStyle w:val="ListParagraph"/>
         <w:numPr>
           <w:ilvl w:val="0"/>
-          <w:numId w:val="4"/>
+          <w:numId w:val="3"/>
         </w:numPr>
         <w:spacing w:after="60"/>
       </w:pPr>
@@ -1058,7 +1171,7 @@
         <w:pStyle w:val="ListParagraph"/>
         <w:numPr>
           <w:ilvl w:val="0"/>
-          <w:numId w:val="4"/>
+          <w:numId w:val="3"/>
         </w:numPr>
         <w:spacing w:after="60"/>
       </w:pPr>
@@ -1071,7 +1184,7 @@
         <w:pStyle w:val="ListParagraph"/>
         <w:numPr>
           <w:ilvl w:val="0"/>
-          <w:numId w:val="4"/>
+          <w:numId w:val="3"/>
         </w:numPr>
         <w:spacing w:after="60"/>
       </w:pPr>
@@ -1994,7 +2107,7 @@
         <w:pStyle w:val="ListParagraph"/>
         <w:numPr>
           <w:ilvl w:val="0"/>
-          <w:numId w:val="4"/>
+          <w:numId w:val="3"/>
         </w:numPr>
         <w:spacing w:after="60"/>
       </w:pPr>
@@ -2024,7 +2137,7 @@
         <w:pStyle w:val="ListParagraph"/>
         <w:numPr>
           <w:ilvl w:val="0"/>
-          <w:numId w:val="4"/>
+          <w:numId w:val="3"/>
         </w:numPr>
         <w:spacing w:after="60"/>
       </w:pPr>
@@ -2044,7 +2157,7 @@
         <w:pStyle w:val="ListParagraph"/>
         <w:numPr>
           <w:ilvl w:val="0"/>
-          <w:numId w:val="4"/>
+          <w:numId w:val="3"/>
         </w:numPr>
         <w:spacing w:after="60"/>
       </w:pPr>
@@ -2075,7 +2188,7 @@
         <w:pStyle w:val="ListParagraph"/>
         <w:numPr>
           <w:ilvl w:val="0"/>
-          <w:numId w:val="4"/>
+          <w:numId w:val="3"/>
         </w:numPr>
         <w:spacing w:after="60"/>
       </w:pPr>
@@ -2098,7 +2211,7 @@
         <w:pStyle w:val="ListParagraph"/>
         <w:numPr>
           <w:ilvl w:val="0"/>
-          <w:numId w:val="4"/>
+          <w:numId w:val="3"/>
         </w:numPr>
         <w:spacing w:after="60"/>
       </w:pPr>
@@ -3650,7 +3763,7 @@
         <w:pStyle w:val="ListParagraph"/>
         <w:numPr>
           <w:ilvl w:val="0"/>
-          <w:numId w:val="4"/>
+          <w:numId w:val="3"/>
         </w:numPr>
         <w:spacing w:after="60"/>
       </w:pPr>
@@ -3685,12 +3798,12 @@
         <w:pStyle w:val="ListParagraph"/>
         <w:numPr>
           <w:ilvl w:val="0"/>
-          <w:numId w:val="4"/>
+          <w:numId w:val="3"/>
         </w:numPr>
         <w:spacing w:after="60"/>
       </w:pPr>
       <w:r>
-        <w:t xml:space="preserve">При обмене модуль ничего не делает. Если очистка нужна, в правилах конвертации или обработке загрузки вызывается </w:t>
+        <w:t xml:space="preserve">При обмене (ОбменДанными.Загрузка) очистка не выполняется. Если очистка нужна, в правилах конвертации или обработке загрузки вызывается </w:t>
       </w:r>
       <w:r>
         <w:rPr>
@@ -3709,7 +3822,7 @@
         <w:pStyle w:val="ListParagraph"/>
         <w:numPr>
           <w:ilvl w:val="0"/>
-          <w:numId w:val="4"/>
+          <w:numId w:val="3"/>
         </w:numPr>
         <w:spacing w:after="60"/>
       </w:pPr>
@@ -3733,12 +3846,12 @@
         <w:pStyle w:val="ListParagraph"/>
         <w:numPr>
           <w:ilvl w:val="0"/>
-          <w:numId w:val="4"/>
+          <w:numId w:val="3"/>
         </w:numPr>
         <w:spacing w:after="60"/>
       </w:pPr>
       <w:r>
-        <w:t xml:space="preserve">Подписки защищают только новые записи. Существующие данные очищаются обработкой «Очистка незначимых символов в строках»: «Найти» показывает поля со значениями «было / станет», «Очистить отмеченные» перезаписывает объекты. После очистки запустите типовую обработку «Поиск и удаление дублей».</w:t>
+        <w:t xml:space="preserve">Обработчики защищают только новые записи. Существующие данные очищаются обработкой «Очистка незначимых символов в строках»: «Найти» показывает поля со значениями «было / станет», «Очистить отмеченные» перезаписывает объекты. После очистки запустите типовую обработку «Поиск и удаление дублей».</w:t>
       </w:r>
     </w:p>
     <w:sectPr>
@@ -3954,18 +4067,12 @@
     </w:lvlOverride>
   </w:num>
   <w:num w:numId="2">
-    <w:abstractNumId w:val="3"/>
+    <w:abstractNumId w:val="4"/>
     <w:lvlOverride w:ilvl="0">
       <w:startOverride w:val="1"/>
     </w:lvlOverride>
   </w:num>
   <w:num w:numId="3">
-    <w:abstractNumId w:val="4"/>
-    <w:lvlOverride w:ilvl="0">
-      <w:startOverride w:val="1"/>
-    </w:lvlOverride>
-  </w:num>
-  <w:num w:numId="4">
     <w:abstractNumId w:val="2"/>
     <w:lvlOverride w:ilvl="0">
       <w:startOverride w:val="1"/>
